--- a/final_report.docx
+++ b/final_report.docx
@@ -960,16 +960,6 @@
       <w:r>
         <w:t xml:space="preserve">Each member rated themselves from 1 (beginner) to 5 (expert) on 12 skills. Market demand was scaled so the most requested skill equals 5, and each member’s gap is the scaled demand minus their rating, with a floor of 0. The individual ratings and gaps are on the project website’s Skill Gap Analysis page.</w:t>
       </w:r>
-      <w:r>
-        <w:t xml:space="preserve"> </w:t>
-      </w:r>
-      <w:r>
-        <w:rPr>
-          <w:i/>
-          <w:iCs/>
-        </w:rPr>
-        <w:t xml:space="preserve">[Team: confirm that the self-ratings on that page are the real ones before submitting.]</w:t>
-      </w:r>
     </w:p>
     <w:bookmarkEnd w:id="12"/>
     <w:bookmarkStart w:id="13" w:name="final-analytics"/>
@@ -1677,6 +1667,18 @@
         </w:numPr>
       </w:pPr>
       <w:r>
+        <w:t xml:space="preserve">A minimum of 0 years may reflect a default in the source data rather than a stated requirement, so entry-level accessibility may be overstated.</w:t>
+      </w:r>
+    </w:p>
+    <w:p>
+      <w:pPr>
+        <w:pStyle w:val="Compact"/>
+        <w:numPr>
+          <w:ilvl w:val="0"/>
+          <w:numId w:val="1002"/>
+        </w:numPr>
+      </w:pPr>
+      <w:r>
         <w:t xml:space="preserve">The product does not yet let a user enter their own skill ratings.</w:t>
       </w:r>
     </w:p>
@@ -1688,18 +1690,6 @@
       </w:pPr>
       <w:r>
         <w:t xml:space="preserve">8. Team Contributions</w:t>
-      </w:r>
-    </w:p>
-    <w:p>
-      <w:pPr>
-        <w:pStyle w:val="FirstParagraph"/>
-      </w:pPr>
-      <w:r>
-        <w:rPr>
-          <w:i/>
-          <w:iCs/>
-        </w:rPr>
-        <w:t xml:space="preserve">[Team: fill in each member’s contributions. Suggested format below.]</w:t>
       </w:r>
     </w:p>
     <w:tbl>
@@ -1822,7 +1812,7 @@
               <w:pStyle w:val="Compact"/>
             </w:pPr>
             <w:r>
-              <w:t xml:space="preserve">Predictive Modeling page (K-Means market segments and interpretation)</w:t>
+              <w:t xml:space="preserve">Predictive Modeling page (K-Means market segments and interpretation), Career Evaluation page, Final Recommendations page, and the first draft of this report.</w:t>
             </w:r>
           </w:p>
         </w:tc>

--- a/final_report.docx
+++ b/final_report.docx
@@ -31,7 +31,7 @@
         <w:pStyle w:val="Date"/>
       </w:pPr>
       <w:r>
-        <w:t xml:space="preserve">2026-10-11</w:t>
+        <w:t xml:space="preserve">2026-10-12</w:t>
       </w:r>
     </w:p>
     <w:sdt>

--- a/final_report.docx
+++ b/final_report.docx
@@ -1748,6 +1748,9 @@
             <w:pPr>
               <w:pStyle w:val="Compact"/>
             </w:pPr>
+            <w:r>
+              <w:t xml:space="preserve">Github and Quarto website initial setup; Data Preparation and cleaning for usable dataset; Market Baseline analytics; website updates for Home, Introduction, Data Preparation, and Market Baseline; and the final presentation slides</w:t>
+            </w:r>
           </w:p>
         </w:tc>
       </w:tr>
@@ -1769,6 +1772,9 @@
             <w:pPr>
               <w:pStyle w:val="Compact"/>
             </w:pPr>
+            <w:r>
+              <w:t xml:space="preserve">Exploratory Analysis, Skill Gap Analysis, Predictive modleing and heat maps.</w:t>
+            </w:r>
           </w:p>
         </w:tc>
       </w:tr>
@@ -1790,6 +1796,9 @@
             <w:pPr>
               <w:pStyle w:val="Compact"/>
             </w:pPr>
+            <w:r>
+              <w:t xml:space="preserve">Literature Review-Sources and Explanation, Skill Gap Analysis, Exploratory Data Analysis Checks, Final Checks</w:t>
+            </w:r>
           </w:p>
         </w:tc>
       </w:tr>

--- a/final_report.docx
+++ b/final_report.docx
@@ -1749,7 +1749,7 @@
               <w:pStyle w:val="Compact"/>
             </w:pPr>
             <w:r>
-              <w:t xml:space="preserve">Github and Quarto website initial setup; Data Preparation and cleaning for usable dataset; Market Baseline analytics; website updates for Home, Introduction, Data Preparation, and Market Baseline; and the final presentation slides</w:t>
+              <w:t xml:space="preserve">Github and Quarto website initial setup; Data Preparation and cleaning for usable dataset; Market Baseline analytics; website updates for Home, Introduction, Data Preparation, and Market Baseline; and the final presentation slides.</w:t>
             </w:r>
           </w:p>
         </w:tc>
@@ -1773,7 +1773,7 @@
               <w:pStyle w:val="Compact"/>
             </w:pPr>
             <w:r>
-              <w:t xml:space="preserve">Exploratory Analysis, Skill Gap Analysis, Predictive modleing and heat maps.</w:t>
+              <w:t xml:space="preserve">Exploratory Analysis, Skill Gap Analysis, Predictive modeling and heat maps.</w:t>
             </w:r>
           </w:p>
         </w:tc>
@@ -1797,7 +1797,7 @@
               <w:pStyle w:val="Compact"/>
             </w:pPr>
             <w:r>
-              <w:t xml:space="preserve">Literature Review-Sources and Explanation, Skill Gap Analysis, Exploratory Data Analysis Checks, Final Checks</w:t>
+              <w:t xml:space="preserve">Literature Review-Sources and Explanation, Skill Gap Analysis, Exploratory Data Analysis Checks, Final Checks.</w:t>
             </w:r>
           </w:p>
         </w:tc>
